--- a/Shane Holloman Resume.docx
+++ b/Shane Holloman Resume.docx
@@ -24,25 +24,34 @@
           <w:szCs w:val="20"/>
         </w:rPr>
       </w:pPr>
-      <w:r>
-        <w:rPr>
-          <w:rFonts w:ascii="Roboto" w:cs="Roboto" w:eastAsia="Roboto" w:hAnsi="Roboto"/>
-          <w:sz w:val="20"/>
-          <w:szCs w:val="20"/>
-          <w:rtl w:val="0"/>
-        </w:rPr>
-        <w:t xml:space="preserve">PH: +64 22-355-4600 Wellington NZ</w:t>
-      </w:r>
-    </w:p>
-    <w:p>
-      <w:pPr>
-        <w:rPr>
-          <w:rFonts w:ascii="Roboto" w:cs="Roboto" w:eastAsia="Roboto" w:hAnsi="Roboto"/>
-          <w:sz w:val="20"/>
-          <w:szCs w:val="20"/>
-        </w:rPr>
-      </w:pPr>
       <w:hyperlink r:id="rId6">
+        <w:r>
+          <w:rPr>
+            <w:rFonts w:ascii="Roboto" w:cs="Roboto" w:eastAsia="Roboto" w:hAnsi="Roboto"/>
+            <w:color w:val="1155cc"/>
+            <w:sz w:val="20"/>
+            <w:szCs w:val="20"/>
+            <w:u w:val="single"/>
+            <w:rtl w:val="0"/>
+          </w:rPr>
+          <w:t xml:space="preserve">tel: 022-355-4600</w:t>
+        </w:r>
+      </w:hyperlink>
+      <w:r>
+        <w:rPr>
+          <w:rtl w:val="0"/>
+        </w:rPr>
+      </w:r>
+    </w:p>
+    <w:p>
+      <w:pPr>
+        <w:rPr>
+          <w:rFonts w:ascii="Roboto" w:cs="Roboto" w:eastAsia="Roboto" w:hAnsi="Roboto"/>
+          <w:sz w:val="20"/>
+          <w:szCs w:val="20"/>
+        </w:rPr>
+      </w:pPr>
+      <w:hyperlink r:id="rId7">
         <w:r>
           <w:rPr>
             <w:rFonts w:ascii="Roboto" w:cs="Roboto" w:eastAsia="Roboto" w:hAnsi="Roboto"/>
@@ -69,7 +78,34 @@
           <w:szCs w:val="20"/>
         </w:rPr>
       </w:pPr>
-      <w:hyperlink r:id="rId7">
+      <w:hyperlink r:id="rId8">
+        <w:r>
+          <w:rPr>
+            <w:rFonts w:ascii="Roboto" w:cs="Roboto" w:eastAsia="Roboto" w:hAnsi="Roboto"/>
+            <w:color w:val="1155cc"/>
+            <w:sz w:val="20"/>
+            <w:szCs w:val="20"/>
+            <w:u w:val="single"/>
+            <w:rtl w:val="0"/>
+          </w:rPr>
+          <w:t xml:space="preserve">https://github.com/shaneholloman</w:t>
+        </w:r>
+      </w:hyperlink>
+      <w:r>
+        <w:rPr>
+          <w:rtl w:val="0"/>
+        </w:rPr>
+      </w:r>
+    </w:p>
+    <w:p>
+      <w:pPr>
+        <w:rPr>
+          <w:rFonts w:ascii="Roboto" w:cs="Roboto" w:eastAsia="Roboto" w:hAnsi="Roboto"/>
+          <w:sz w:val="20"/>
+          <w:szCs w:val="20"/>
+        </w:rPr>
+      </w:pPr>
+      <w:hyperlink r:id="rId9">
         <w:r>
           <w:rPr>
             <w:rFonts w:ascii="Roboto" w:cs="Roboto" w:eastAsia="Roboto" w:hAnsi="Roboto"/>
@@ -92,7 +128,7 @@
         <w:t xml:space="preserve"> </w:t>
         <w:br w:type="textWrapping"/>
       </w:r>
-      <w:hyperlink r:id="rId8">
+      <w:hyperlink r:id="rId10">
         <w:r>
           <w:rPr>
             <w:rFonts w:ascii="Roboto" w:cs="Roboto" w:eastAsia="Roboto" w:hAnsi="Roboto"/>
@@ -370,56 +406,6 @@
           <w:szCs w:val="20"/>
         </w:rPr>
       </w:pPr>
-      <w:hyperlink r:id="rId9">
-        <w:r>
-          <w:rPr>
-            <w:rFonts w:ascii="Roboto" w:cs="Roboto" w:eastAsia="Roboto" w:hAnsi="Roboto"/>
-            <w:color w:val="1155cc"/>
-            <w:sz w:val="20"/>
-            <w:szCs w:val="20"/>
-            <w:u w:val="single"/>
-          </w:rPr>
-          <w:drawing>
-            <wp:inline distB="114300" distT="114300" distL="114300" distR="114300">
-              <wp:extent cx="681038" cy="681038"/>
-              <wp:effectExtent b="0" l="0" r="0" t="0"/>
-              <wp:docPr id="2" name="image1.png"/>
-              <a:graphic>
-                <a:graphicData uri="http://schemas.openxmlformats.org/drawingml/2006/picture">
-                  <pic:pic>
-                    <pic:nvPicPr>
-                      <pic:cNvPr id="0" name="image1.png"/>
-                      <pic:cNvPicPr preferRelativeResize="0"/>
-                    </pic:nvPicPr>
-                    <pic:blipFill>
-                      <a:blip r:embed="rId10"/>
-                      <a:srcRect b="0" l="0" r="0" t="0"/>
-                      <a:stretch>
-                        <a:fillRect/>
-                      </a:stretch>
-                    </pic:blipFill>
-                    <pic:spPr>
-                      <a:xfrm>
-                        <a:off x="0" y="0"/>
-                        <a:ext cx="681038" cy="681038"/>
-                      </a:xfrm>
-                      <a:prstGeom prst="rect"/>
-                      <a:ln/>
-                    </pic:spPr>
-                  </pic:pic>
-                </a:graphicData>
-              </a:graphic>
-            </wp:inline>
-          </w:drawing>
-        </w:r>
-      </w:hyperlink>
-      <w:r>
-        <w:rPr>
-          <w:rFonts w:ascii="Roboto" w:cs="Roboto" w:eastAsia="Roboto" w:hAnsi="Roboto"/>
-          <w:rtl w:val="0"/>
-        </w:rPr>
-        <w:t xml:space="preserve">  </w:t>
-      </w:r>
       <w:hyperlink r:id="rId11">
         <w:r>
           <w:rPr>
@@ -433,7 +419,7 @@
             <wp:inline distB="114300" distT="114300" distL="114300" distR="114300">
               <wp:extent cx="681038" cy="681038"/>
               <wp:effectExtent b="0" l="0" r="0" t="0"/>
-              <wp:docPr id="1" name="image2.png"/>
+              <wp:docPr id="2" name="image2.png"/>
               <a:graphic>
                 <a:graphicData uri="http://schemas.openxmlformats.org/drawingml/2006/picture">
                   <pic:pic>
@@ -466,6 +452,56 @@
       <w:r>
         <w:rPr>
           <w:rFonts w:ascii="Roboto" w:cs="Roboto" w:eastAsia="Roboto" w:hAnsi="Roboto"/>
+          <w:rtl w:val="0"/>
+        </w:rPr>
+        <w:t xml:space="preserve">  </w:t>
+      </w:r>
+      <w:hyperlink r:id="rId13">
+        <w:r>
+          <w:rPr>
+            <w:rFonts w:ascii="Roboto" w:cs="Roboto" w:eastAsia="Roboto" w:hAnsi="Roboto"/>
+            <w:color w:val="1155cc"/>
+            <w:sz w:val="20"/>
+            <w:szCs w:val="20"/>
+            <w:u w:val="single"/>
+          </w:rPr>
+          <w:drawing>
+            <wp:inline distB="114300" distT="114300" distL="114300" distR="114300">
+              <wp:extent cx="681038" cy="681038"/>
+              <wp:effectExtent b="0" l="0" r="0" t="0"/>
+              <wp:docPr id="1" name="image1.png"/>
+              <a:graphic>
+                <a:graphicData uri="http://schemas.openxmlformats.org/drawingml/2006/picture">
+                  <pic:pic>
+                    <pic:nvPicPr>
+                      <pic:cNvPr id="0" name="image1.png"/>
+                      <pic:cNvPicPr preferRelativeResize="0"/>
+                    </pic:nvPicPr>
+                    <pic:blipFill>
+                      <a:blip r:embed="rId14"/>
+                      <a:srcRect b="0" l="0" r="0" t="0"/>
+                      <a:stretch>
+                        <a:fillRect/>
+                      </a:stretch>
+                    </pic:blipFill>
+                    <pic:spPr>
+                      <a:xfrm>
+                        <a:off x="0" y="0"/>
+                        <a:ext cx="681038" cy="681038"/>
+                      </a:xfrm>
+                      <a:prstGeom prst="rect"/>
+                      <a:ln/>
+                    </pic:spPr>
+                  </pic:pic>
+                </a:graphicData>
+              </a:graphic>
+            </wp:inline>
+          </w:drawing>
+        </w:r>
+      </w:hyperlink>
+      <w:r>
+        <w:rPr>
+          <w:rFonts w:ascii="Roboto" w:cs="Roboto" w:eastAsia="Roboto" w:hAnsi="Roboto"/>
           <w:sz w:val="20"/>
           <w:szCs w:val="20"/>
           <w:rtl w:val="0"/>
@@ -1430,8 +1466,8 @@
       </w:r>
     </w:p>
     <w:sectPr>
-      <w:headerReference r:id="rId13" w:type="default"/>
-      <w:footerReference r:id="rId14" w:type="default"/>
+      <w:headerReference r:id="rId15" w:type="default"/>
+      <w:footerReference r:id="rId16" w:type="default"/>
       <w:pgSz w:h="15840" w:w="12240" w:orient="portrait"/>
       <w:pgMar w:bottom="720" w:top="720" w:left="1440" w:right="1440" w:header="0" w:footer="720"/>
       <w:pgNumType w:start="1"/>
